--- a/데이터베이스/DB_Day3_관계대수_SQL_정리본.docx
+++ b/데이터베이스/DB_Day3_관계대수_SQL_정리본.docx
@@ -1656,320 +1656,6 @@
         </w:tc>
       </w:tr>
     </w:tbl>
-    <w:p>
-      <w:r>
-        <w:br w:type="page"/>
-      </w:r>
-    </w:p>
-    <w:p>
-      <w:pPr>
-        <w:pStyle w:val="Heading1"/>
-      </w:pPr>
-      <w:r>
-        <w:t xml:space="preserve">확인 퀴즈</w:t>
-      </w:r>
-    </w:p>
-    <w:p>
-      <w:pPr>
-        <w:spacing w:after="120" w:line="276"/>
-      </w:pPr>
-      <w:r>
-        <w:t xml:space="preserve">총 6문항. 풀어본 뒤 다음 페이지 정답으로 채점하세요.</w:t>
-      </w:r>
-    </w:p>
-    <w:p>
-      <w:pPr>
-        <w:pStyle w:val="ListParagraph"/>
-        <w:numPr>
-          <w:ilvl w:val="0"/>
-          <w:numId w:val="2"/>
-        </w:numPr>
-        <w:spacing w:after="80" w:line="264"/>
-      </w:pPr>
-      <w:r>
-        <w:t xml:space="preserve">관계대수는 절차적 언어인가 비절차적 언어인가? 그 의미는?</w:t>
-      </w:r>
-    </w:p>
-    <w:p>
-      <w:pPr>
-        <w:pStyle w:val="ListParagraph"/>
-        <w:numPr>
-          <w:ilvl w:val="0"/>
-          <w:numId w:val="2"/>
-        </w:numPr>
-        <w:spacing w:after="80" w:line="264"/>
-      </w:pPr>
-      <w:r>
-        <w:t xml:space="preserve">순수 관계 연산자 4가지(셀렉션·프로젝션·조인·디비전)를 기호와 함께 쓰라.</w:t>
-      </w:r>
-    </w:p>
-    <w:p>
-      <w:pPr>
-        <w:pStyle w:val="ListParagraph"/>
-        <w:numPr>
-          <w:ilvl w:val="0"/>
-          <w:numId w:val="2"/>
-        </w:numPr>
-        <w:spacing w:after="80" w:line="264"/>
-      </w:pPr>
-      <w:r>
-        <w:t xml:space="preserve">셀렉션(σ)과 프로젝션(π)의 차이는?</w:t>
-      </w:r>
-    </w:p>
-    <w:p>
-      <w:pPr>
-        <w:pStyle w:val="ListParagraph"/>
-        <w:numPr>
-          <w:ilvl w:val="0"/>
-          <w:numId w:val="2"/>
-        </w:numPr>
-        <w:spacing w:after="80" w:line="264"/>
-      </w:pPr>
-      <w:r>
-        <w:t xml:space="preserve">자연 조인은 동등 조인과 무엇이 다른가? 외부 조인은 실패한 쪽을 어떻게 처리하는가?</w:t>
-      </w:r>
-    </w:p>
-    <w:p>
-      <w:pPr>
-        <w:pStyle w:val="ListParagraph"/>
-        <w:numPr>
-          <w:ilvl w:val="0"/>
-          <w:numId w:val="2"/>
-        </w:numPr>
-        <w:spacing w:after="80" w:line="264"/>
-      </w:pPr>
-      <w:r>
-        <w:t xml:space="preserve">SQL의 DDL·DML·DCL은 각각 무엇을 위한 명령어이며 대표 명령은?</w:t>
-      </w:r>
-    </w:p>
-    <w:p>
-      <w:pPr>
-        <w:pStyle w:val="ListParagraph"/>
-        <w:numPr>
-          <w:ilvl w:val="0"/>
-          <w:numId w:val="2"/>
-        </w:numPr>
-        <w:spacing w:after="80" w:line="264"/>
-      </w:pPr>
-      <w:r>
-        <w:t xml:space="preserve">SQL의 SELECT 절과 WHERE 절은 관계대수의 어떤 연산에 대응하는가?</w:t>
-      </w:r>
-    </w:p>
-    <w:p>
-      <w:r>
-        <w:br w:type="page"/>
-      </w:r>
-    </w:p>
-    <w:p>
-      <w:pPr>
-        <w:pStyle w:val="Heading1"/>
-      </w:pPr>
-      <w:r>
-        <w:t xml:space="preserve">정답 및 해설</w:t>
-      </w:r>
-    </w:p>
-    <w:p>
-      <w:pPr>
-        <w:shd w:fill="E2EFDA" w:val="clear"/>
-        <w:spacing w:after="100" w:line="264"/>
-      </w:pPr>
-      <w:r>
-        <w:rPr>
-          <w:b/>
-          <w:bCs/>
-          <w:color w:val="375623"/>
-        </w:rPr>
-        <w:t xml:space="preserve">1. </w:t>
-      </w:r>
-      <w:r>
-        <w:rPr>
-          <w:b/>
-          <w:bCs/>
-        </w:rPr>
-        <w:t xml:space="preserve">절차적 언어</w:t>
-      </w:r>
-      <w:r>
-        <w:t xml:space="preserve">. '어떤 데이터를 어떻게 찾는지'의 처리 절차를 명시한다(관계해석은 비절차적).</w:t>
-      </w:r>
-    </w:p>
-    <w:p>
-      <w:pPr>
-        <w:shd w:fill="E2EFDA" w:val="clear"/>
-        <w:spacing w:after="100" w:line="264"/>
-      </w:pPr>
-      <w:r>
-        <w:rPr>
-          <w:b/>
-          <w:bCs/>
-          <w:color w:val="375623"/>
-        </w:rPr>
-        <w:t xml:space="preserve">2. </w:t>
-      </w:r>
-      <w:r>
-        <w:rPr>
-          <w:b/>
-          <w:bCs/>
-        </w:rPr>
-        <w:t xml:space="preserve">셀렉션(σ), 프로젝션(π), 조인(⋈), 디비전(÷)</w:t>
-      </w:r>
-      <w:r>
-        <w:t xml:space="preserve">.</w:t>
-      </w:r>
-    </w:p>
-    <w:p>
-      <w:pPr>
-        <w:shd w:fill="E2EFDA" w:val="clear"/>
-        <w:spacing w:after="100" w:line="264"/>
-      </w:pPr>
-      <w:r>
-        <w:rPr>
-          <w:b/>
-          <w:bCs/>
-          <w:color w:val="375623"/>
-        </w:rPr>
-        <w:t xml:space="preserve">3. </w:t>
-      </w:r>
-      <w:r>
-        <w:rPr>
-          <w:b/>
-          <w:bCs/>
-        </w:rPr>
-        <w:t xml:space="preserve">셀렉션(σ)=조건에 맞는 튜플(행) 선택(가로)</w:t>
-      </w:r>
-      <w:r>
-        <w:t xml:space="preserve">, </w:t>
-      </w:r>
-      <w:r>
-        <w:rPr>
-          <w:b/>
-          <w:bCs/>
-        </w:rPr>
-        <w:t xml:space="preserve">프로젝션(π)=원하는 속성(열) 선택(세로)</w:t>
-      </w:r>
-      <w:r>
-        <w:t xml:space="preserve">.</w:t>
-      </w:r>
-    </w:p>
-    <w:p>
-      <w:pPr>
-        <w:shd w:fill="E2EFDA" w:val="clear"/>
-        <w:spacing w:after="100" w:line="264"/>
-      </w:pPr>
-      <w:r>
-        <w:rPr>
-          <w:b/>
-          <w:bCs/>
-          <w:color w:val="375623"/>
-        </w:rPr>
-        <w:t xml:space="preserve">4. </w:t>
-      </w:r>
-      <w:r>
-        <w:rPr>
-          <w:b/>
-          <w:bCs/>
-        </w:rPr>
-        <w:t xml:space="preserve">자연 조인=동등 조인에서 중복 속성을 제거</w:t>
-      </w:r>
-      <w:r>
-        <w:t xml:space="preserve">한 것. </w:t>
-      </w:r>
-      <w:r>
-        <w:rPr>
-          <w:b/>
-          <w:bCs/>
-        </w:rPr>
-        <w:t xml:space="preserve">외부 조인</w:t>
-      </w:r>
-      <w:r>
-        <w:t xml:space="preserve">은 조인에 실패한 쪽 값을 </w:t>
-      </w:r>
-      <w:r>
-        <w:rPr>
-          <w:b/>
-          <w:bCs/>
-        </w:rPr>
-        <w:t xml:space="preserve">NULL로 채운다</w:t>
-      </w:r>
-      <w:r>
-        <w:t xml:space="preserve">(left/right/full).</w:t>
-      </w:r>
-    </w:p>
-    <w:p>
-      <w:pPr>
-        <w:shd w:fill="E2EFDA" w:val="clear"/>
-        <w:spacing w:after="100" w:line="264"/>
-      </w:pPr>
-      <w:r>
-        <w:rPr>
-          <w:b/>
-          <w:bCs/>
-          <w:color w:val="375623"/>
-        </w:rPr>
-        <w:t xml:space="preserve">5. </w:t>
-      </w:r>
-      <w:r>
-        <w:rPr>
-          <w:b/>
-          <w:bCs/>
-        </w:rPr>
-        <w:t xml:space="preserve">DDL</w:t>
-      </w:r>
-      <w:r>
-        <w:t xml:space="preserve">=구조 생성·변경·삭제(CREATE·ALTER·DROP), </w:t>
-      </w:r>
-      <w:r>
-        <w:rPr>
-          <w:b/>
-          <w:bCs/>
-        </w:rPr>
-        <w:t xml:space="preserve">DML</w:t>
-      </w:r>
-      <w:r>
-        <w:t xml:space="preserve">=데이터 검색·삽입·수정·삭제(SELECT·INSERT·UPDATE·DELETE), </w:t>
-      </w:r>
-      <w:r>
-        <w:rPr>
-          <w:b/>
-          <w:bCs/>
-        </w:rPr>
-        <w:t xml:space="preserve">DCL</w:t>
-      </w:r>
-      <w:r>
-        <w:t xml:space="preserve">=권한 관리(GRANT·REVOKE).</w:t>
-      </w:r>
-    </w:p>
-    <w:p>
-      <w:pPr>
-        <w:shd w:fill="E2EFDA" w:val="clear"/>
-        <w:spacing w:after="100" w:line="264"/>
-      </w:pPr>
-      <w:r>
-        <w:rPr>
-          <w:b/>
-          <w:bCs/>
-          <w:color w:val="375623"/>
-        </w:rPr>
-        <w:t xml:space="preserve">6. </w:t>
-      </w:r>
-      <w:r>
-        <w:rPr>
-          <w:b/>
-          <w:bCs/>
-        </w:rPr>
-        <w:t xml:space="preserve">SELECT 절 = 프로젝션(π), WHERE 절 = 셀렉션(σ)</w:t>
-      </w:r>
-      <w:r>
-        <w:t xml:space="preserve">. SQL은 관계대수의 실무 구현이다.</w:t>
-      </w:r>
-    </w:p>
-    <w:p>
-      <w:pPr>
-        <w:spacing w:after="60"/>
-      </w:pPr>
-      <w:r>
-        <w:t xml:space="preserve"/>
-      </w:r>
-    </w:p>
     <w:tbl>
       <w:tblPr>
         <w:tblW w:type="dxa" w:w="9360"/>
